--- a/docx/Generic/oneview-auth.docx
+++ b/docx/Generic/oneview-auth.docx
@@ -2,7 +2,7 @@
 <file path=word/document.xml><?xml version="1.0" encoding="utf-8"?>
 <w:document xmlns:w="http://schemas.openxmlformats.org/wordprocessingml/2006/main" xmlns:m="http://schemas.openxmlformats.org/officeDocument/2006/math" xmlns:r="http://schemas.openxmlformats.org/officeDocument/2006/relationships" xmlns:o="urn:schemas-microsoft-com:office:office" xmlns:v="urn:schemas-microsoft-com:vml" xmlns:w10="urn:schemas-microsoft-com:office:word" xmlns:a="http://schemas.openxmlformats.org/drawingml/2006/main" xmlns:pic="http://schemas.openxmlformats.org/drawingml/2006/picture" xmlns:wp="http://schemas.openxmlformats.org/drawingml/2006/wordprocessingDrawing">
   <w:body>
-    <w:bookmarkStart w:id="23" w:name="sec1"/>
+    <w:bookmarkStart w:id="24" w:name="sec1"/>
     <w:p>
       <w:pPr>
         <w:pStyle w:val="Heading1"/>
@@ -170,6 +170,23 @@
           <w:rPr>
             <w:rStyle w:val="Hyperlink"/>
           </w:rPr>
+          <w:t xml:space="preserve">Required Modules &amp; iLO SSO Flow</w:t>
+        </w:r>
+      </w:hyperlink>
+    </w:p>
+    <w:p>
+      <w:pPr>
+        <w:pStyle w:val="Compact"/>
+        <w:numPr>
+          <w:ilvl w:val="0"/>
+          <w:numId w:val="1001"/>
+        </w:numPr>
+      </w:pPr>
+      <w:hyperlink w:anchor="sec15">
+        <w:r>
+          <w:rPr>
+            <w:rStyle w:val="Hyperlink"/>
+          </w:rPr>
           <w:t xml:space="preserve">GitLab CI Integration</w:t>
         </w:r>
       </w:hyperlink>
@@ -182,7 +199,7 @@
           <w:numId w:val="1004"/>
         </w:numPr>
       </w:pPr>
-      <w:hyperlink w:anchor="sec15">
+      <w:hyperlink w:anchor="sec16">
         <w:r>
           <w:rPr>
             <w:rStyle w:val="Hyperlink"/>
@@ -199,7 +216,7 @@
           <w:numId w:val="1004"/>
         </w:numPr>
       </w:pPr>
-      <w:hyperlink w:anchor="sec16">
+      <w:hyperlink w:anchor="sec17">
         <w:r>
           <w:rPr>
             <w:rStyle w:val="Hyperlink"/>
@@ -216,7 +233,7 @@
           <w:numId w:val="1004"/>
         </w:numPr>
       </w:pPr>
-      <w:hyperlink w:anchor="sec17">
+      <w:hyperlink w:anchor="sec18">
         <w:r>
           <w:rPr>
             <w:rStyle w:val="Hyperlink"/>
@@ -233,7 +250,7 @@
           <w:numId w:val="1001"/>
         </w:numPr>
       </w:pPr>
-      <w:hyperlink w:anchor="sec20">
+      <w:hyperlink w:anchor="sec21">
         <w:r>
           <w:rPr>
             <w:rStyle w:val="Hyperlink"/>
@@ -1692,13 +1709,13 @@
     </w:p>
     <w:bookmarkEnd w:id="16"/>
     <w:bookmarkEnd w:id="17"/>
-    <w:bookmarkStart w:id="21" w:name="sec14"/>
+    <w:bookmarkStart w:id="18" w:name="sec14"/>
     <w:p>
       <w:pPr>
         <w:pStyle w:val="Heading2"/>
       </w:pPr>
       <w:r>
-        <w:t xml:space="preserve">GitLab CI Integration</w:t>
+        <w:t xml:space="preserve">Required Modules &amp; iLO SSO Flow</w:t>
       </w:r>
     </w:p>
     <w:p>
@@ -1706,6 +1723,397 @@
         <w:pStyle w:val="FirstParagraph"/>
       </w:pPr>
       <w:r>
+        <w:t xml:space="preserve">The OneView-managed iLO authentication flow requires two PowerShell modules:</w:t>
+      </w:r>
+    </w:p>
+    <w:tbl>
+      <w:tblPr>
+        <w:tblStyle w:val="Table"/>
+        <w:tblW w:type="pct" w:w="5000"/>
+        <w:tblLayout w:type="fixed"/>
+        <w:tblLook w:firstRow="1" w:lastRow="0" w:firstColumn="0" w:lastColumn="0" w:noHBand="0" w:noVBand="0" w:val="0020"/>
+        <w:tblBorders>
+          <w:top w:val="single" w:sz="6" w:space="0" w:color="808080"/>
+          <w:left w:val="single" w:sz="6" w:space="0" w:color="808080"/>
+          <w:bottom w:val="single" w:sz="6" w:space="0" w:color="808080"/>
+          <w:right w:val="single" w:sz="6" w:space="0" w:color="808080"/>
+          <w:insideH w:val="single" w:sz="6" w:space="0" w:color="808080"/>
+          <w:insideV w:val="single" w:sz="6" w:space="0" w:color="808080"/>
+        </w:tblBorders>
+      </w:tblPr>
+      <w:tblGrid>
+        <w:gridCol w:w="1760"/>
+        <w:gridCol w:w="1980"/>
+        <w:gridCol w:w="1980"/>
+        <w:gridCol w:w="2200"/>
+      </w:tblGrid>
+      <w:tr>
+        <w:trPr>
+          <w:tblHeader w:val="on"/>
+        </w:trPr>
+        <w:tc>
+          <w:tcPr/>
+          <w:p>
+            <w:pPr>
+              <w:pStyle w:val="Compact"/>
+            </w:pPr>
+            <w:r>
+              <w:t xml:space="preserve">Module</w:t>
+            </w:r>
+          </w:p>
+        </w:tc>
+        <w:tc>
+          <w:tcPr/>
+          <w:p>
+            <w:pPr>
+              <w:pStyle w:val="Compact"/>
+            </w:pPr>
+            <w:r>
+              <w:t xml:space="preserve">Version</w:t>
+            </w:r>
+          </w:p>
+        </w:tc>
+        <w:tc>
+          <w:tcPr/>
+          <w:p>
+            <w:pPr>
+              <w:pStyle w:val="Compact"/>
+            </w:pPr>
+            <w:r>
+              <w:t xml:space="preserve">Purpose</w:t>
+            </w:r>
+          </w:p>
+        </w:tc>
+        <w:tc>
+          <w:tcPr/>
+          <w:p>
+            <w:pPr>
+              <w:pStyle w:val="Compact"/>
+            </w:pPr>
+            <w:r>
+              <w:t xml:space="preserve">Platform</w:t>
+            </w:r>
+          </w:p>
+        </w:tc>
+      </w:tr>
+      <w:tr>
+        <w:tc>
+          <w:tcPr/>
+          <w:p>
+            <w:pPr>
+              <w:pStyle w:val="Compact"/>
+            </w:pPr>
+            <w:r>
+              <w:rPr>
+                <w:rStyle w:val="VerbatimChar"/>
+              </w:rPr>
+              <w:t xml:space="preserve">HPEOneView.1000</w:t>
+            </w:r>
+          </w:p>
+        </w:tc>
+        <w:tc>
+          <w:tcPr/>
+          <w:p>
+            <w:pPr>
+              <w:pStyle w:val="Compact"/>
+            </w:pPr>
+            <w:r>
+              <w:t xml:space="preserve">10.00+</w:t>
+            </w:r>
+          </w:p>
+        </w:tc>
+        <w:tc>
+          <w:tcPr/>
+          <w:p>
+            <w:pPr>
+              <w:pStyle w:val="Compact"/>
+            </w:pPr>
+            <w:r>
+              <w:t xml:space="preserve">OneView API session management, server inventory, maintenance mode</w:t>
+            </w:r>
+          </w:p>
+        </w:tc>
+        <w:tc>
+          <w:tcPr/>
+          <w:p>
+            <w:pPr>
+              <w:pStyle w:val="Compact"/>
+            </w:pPr>
+            <w:r>
+              <w:t xml:space="preserve">PowerShell 7+</w:t>
+            </w:r>
+          </w:p>
+        </w:tc>
+      </w:tr>
+      <w:tr>
+        <w:tc>
+          <w:tcPr/>
+          <w:p>
+            <w:pPr>
+              <w:pStyle w:val="Compact"/>
+            </w:pPr>
+            <w:r>
+              <w:rPr>
+                <w:rStyle w:val="VerbatimChar"/>
+              </w:rPr>
+              <w:t xml:space="preserve">HPRESTCmdlets</w:t>
+            </w:r>
+          </w:p>
+        </w:tc>
+        <w:tc>
+          <w:tcPr/>
+          <w:p>
+            <w:pPr>
+              <w:pStyle w:val="Compact"/>
+            </w:pPr>
+            <w:r>
+              <w:t xml:space="preserve">1.2.0.0</w:t>
+            </w:r>
+          </w:p>
+        </w:tc>
+        <w:tc>
+          <w:tcPr/>
+          <w:p>
+            <w:pPr>
+              <w:pStyle w:val="Compact"/>
+            </w:pPr>
+            <w:r>
+              <w:t xml:space="preserve">iLO REST/SSO operations, virtual media, power control</w:t>
+            </w:r>
+          </w:p>
+        </w:tc>
+        <w:tc>
+          <w:tcPr/>
+          <w:p>
+            <w:pPr>
+              <w:pStyle w:val="Compact"/>
+            </w:pPr>
+            <w:r>
+              <w:t xml:space="preserve">Windows-only</w:t>
+            </w:r>
+          </w:p>
+        </w:tc>
+      </w:tr>
+    </w:tbl>
+    <w:p>
+      <w:pPr>
+        <w:pStyle w:val="BodyText"/>
+      </w:pPr>
+      <w:r>
+        <w:t xml:space="preserve">The iLO SSO flow works as follows:</w:t>
+      </w:r>
+      <w:r>
+        <w:t xml:space="preserve"> </w:t>
+      </w:r>
+      <w:r>
+        <w:t xml:space="preserve">1.</w:t>
+      </w:r>
+      <w:r>
+        <w:t xml:space="preserve"> </w:t>
+      </w:r>
+      <w:r>
+        <w:rPr>
+          <w:rStyle w:val="VerbatimChar"/>
+        </w:rPr>
+        <w:t xml:space="preserve">Connect-OneView</w:t>
+      </w:r>
+      <w:r>
+        <w:t xml:space="preserve"> </w:t>
+      </w:r>
+      <w:r>
+        <w:t xml:space="preserve">establishes a session with the OneView appliance.</w:t>
+      </w:r>
+      <w:r>
+        <w:t xml:space="preserve"> </w:t>
+      </w:r>
+      <w:r>
+        <w:t xml:space="preserve">2.</w:t>
+      </w:r>
+      <w:r>
+        <w:t xml:space="preserve"> </w:t>
+      </w:r>
+      <w:r>
+        <w:rPr>
+          <w:rStyle w:val="VerbatimChar"/>
+        </w:rPr>
+        <w:t xml:space="preserve">Get-OVIloSso</w:t>
+      </w:r>
+      <w:r>
+        <w:t xml:space="preserve"> </w:t>
+      </w:r>
+      <w:r>
+        <w:t xml:space="preserve">(from</w:t>
+      </w:r>
+      <w:r>
+        <w:t xml:space="preserve"> </w:t>
+      </w:r>
+      <w:r>
+        <w:rPr>
+          <w:rStyle w:val="VerbatimChar"/>
+        </w:rPr>
+        <w:t xml:space="preserve">HPEOneView.1000</w:t>
+      </w:r>
+      <w:r>
+        <w:t xml:space="preserve">) retrieves an iLO SSO token for the target server.</w:t>
+      </w:r>
+      <w:r>
+        <w:t xml:space="preserve"> </w:t>
+      </w:r>
+      <w:r>
+        <w:t xml:space="preserve">3.</w:t>
+      </w:r>
+      <w:r>
+        <w:t xml:space="preserve"> </w:t>
+      </w:r>
+      <w:r>
+        <w:rPr>
+          <w:rStyle w:val="VerbatimChar"/>
+        </w:rPr>
+        <w:t xml:space="preserve">HPRESTCmdlets</w:t>
+      </w:r>
+      <w:r>
+        <w:t xml:space="preserve"> </w:t>
+      </w:r>
+      <w:r>
+        <w:t xml:space="preserve">(</w:t>
+      </w:r>
+      <w:r>
+        <w:rPr>
+          <w:rStyle w:val="VerbatimChar"/>
+        </w:rPr>
+        <w:t xml:space="preserve">Connect-HPREST</w:t>
+      </w:r>
+      <w:r>
+        <w:t xml:space="preserve">,</w:t>
+      </w:r>
+      <w:r>
+        <w:t xml:space="preserve"> </w:t>
+      </w:r>
+      <w:r>
+        <w:rPr>
+          <w:rStyle w:val="VerbatimChar"/>
+        </w:rPr>
+        <w:t xml:space="preserve">Get-HPRESTDataRaw</w:t>
+      </w:r>
+      <w:r>
+        <w:t xml:space="preserve">,</w:t>
+      </w:r>
+      <w:r>
+        <w:t xml:space="preserve"> </w:t>
+      </w:r>
+      <w:r>
+        <w:rPr>
+          <w:rStyle w:val="VerbatimChar"/>
+        </w:rPr>
+        <w:t xml:space="preserve">Set-HPRESTData</w:t>
+      </w:r>
+      <w:r>
+        <w:t xml:space="preserve">,</w:t>
+      </w:r>
+      <w:r>
+        <w:t xml:space="preserve"> </w:t>
+      </w:r>
+      <w:r>
+        <w:rPr>
+          <w:rStyle w:val="VerbatimChar"/>
+        </w:rPr>
+        <w:t xml:space="preserve">Invoke-HPRESTAction</w:t>
+      </w:r>
+      <w:r>
+        <w:t xml:space="preserve">) performs the actual iLO REST operations using the SSO token.</w:t>
+      </w:r>
+      <w:r>
+        <w:t xml:space="preserve"> </w:t>
+      </w:r>
+      <w:r>
+        <w:t xml:space="preserve">4.</w:t>
+      </w:r>
+      <w:r>
+        <w:t xml:space="preserve"> </w:t>
+      </w:r>
+      <w:r>
+        <w:rPr>
+          <w:b/>
+          <w:bCs/>
+        </w:rPr>
+        <w:t xml:space="preserve">No separate iLO credentials are required</w:t>
+      </w:r>
+      <w:r>
+        <w:t xml:space="preserve"> </w:t>
+      </w:r>
+      <w:r>
+        <w:t xml:space="preserve">— the OneView credential is reused for iLO SSO authentication.</w:t>
+      </w:r>
+    </w:p>
+    <w:p>
+      <w:pPr>
+        <w:pStyle w:val="BlockText"/>
+      </w:pPr>
+      <w:r>
+        <w:rPr>
+          <w:b/>
+          <w:bCs/>
+        </w:rPr>
+        <w:t xml:space="preserve">Note:</w:t>
+      </w:r>
+      <w:r>
+        <w:t xml:space="preserve"> </w:t>
+      </w:r>
+      <w:r>
+        <w:rPr>
+          <w:rStyle w:val="VerbatimChar"/>
+        </w:rPr>
+        <w:t xml:space="preserve">HPRESTCmdlets</w:t>
+      </w:r>
+      <w:r>
+        <w:t xml:space="preserve"> </w:t>
+      </w:r>
+      <w:r>
+        <w:t xml:space="preserve">is Windows-only and is installed as an offline-only bundled module via</w:t>
+      </w:r>
+      <w:r>
+        <w:t xml:space="preserve"> </w:t>
+      </w:r>
+      <w:r>
+        <w:rPr>
+          <w:rStyle w:val="VerbatimChar"/>
+        </w:rPr>
+        <w:t xml:space="preserve">make setup</w:t>
+      </w:r>
+      <w:r>
+        <w:t xml:space="preserve"> </w:t>
+      </w:r>
+      <w:r>
+        <w:t xml:space="preserve">(see</w:t>
+      </w:r>
+      <w:r>
+        <w:t xml:space="preserve"> </w:t>
+      </w:r>
+      <w:r>
+        <w:rPr>
+          <w:rStyle w:val="VerbatimChar"/>
+        </w:rPr>
+        <w:t xml:space="preserve">scripts/setup-runner.ps1</w:t>
+      </w:r>
+      <w:r>
+        <w:t xml:space="preserve">). It is not available on Linux/macOS.</w:t>
+      </w:r>
+    </w:p>
+    <w:bookmarkEnd w:id="18"/>
+    <w:bookmarkStart w:id="22" w:name="sec15"/>
+    <w:p>
+      <w:pPr>
+        <w:pStyle w:val="Heading2"/>
+      </w:pPr>
+      <w:r>
+        <w:t xml:space="preserve">GitLab CI Integration</w:t>
+      </w:r>
+    </w:p>
+    <w:p>
+      <w:pPr>
+        <w:pStyle w:val="FirstParagraph"/>
+      </w:pPr>
+      <w:r>
         <w:t xml:space="preserve">In GitLab CI, secrets are fetched automatically via the</w:t>
       </w:r>
       <w:r>
@@ -1724,7 +2132,7 @@
         <w:t xml:space="preserve">job before any maintenance operations.</w:t>
       </w:r>
     </w:p>
-    <w:bookmarkStart w:id="18" w:name="sec15"/>
+    <w:bookmarkStart w:id="19" w:name="sec16"/>
     <w:p>
       <w:pPr>
         <w:pStyle w:val="Heading3"/>
@@ -1874,8 +2282,8 @@
         </w:tc>
       </w:tr>
     </w:tbl>
-    <w:bookmarkEnd w:id="18"/>
-    <w:bookmarkStart w:id="19" w:name="sec16"/>
+    <w:bookmarkEnd w:id="19"/>
+    <w:bookmarkStart w:id="20" w:name="sec17"/>
     <w:p>
       <w:pPr>
         <w:pStyle w:val="Heading3"/>
@@ -2040,8 +2448,8 @@
         <w:t xml:space="preserve">Get-OneViewCredentials</w:t>
       </w:r>
     </w:p>
-    <w:bookmarkEnd w:id="19"/>
-    <w:bookmarkStart w:id="20" w:name="sec17"/>
+    <w:bookmarkEnd w:id="20"/>
+    <w:bookmarkStart w:id="21" w:name="sec18"/>
     <w:p>
       <w:pPr>
         <w:pStyle w:val="Heading3"/>
@@ -2058,7 +2466,7 @@
         <w:rPr>
           <w:rStyle w:val="CommentTok"/>
         </w:rPr>
-        <w:t xml:space="preserve"># Set variables manually for local testing {#sec18}</w:t>
+        <w:t xml:space="preserve"># Set variables manually for local testing {#sec19}</w:t>
       </w:r>
       <w:r>
         <w:br/>
@@ -2160,7 +2568,7 @@
         <w:rPr>
           <w:rStyle w:val="CommentTok"/>
         </w:rPr>
-        <w:t xml:space="preserve"># Or run the bootstrap script locally (requires network access to CyberArk) {#sec19}</w:t>
+        <w:t xml:space="preserve"># Or run the bootstrap script locally (requires network access to CyberArk) {#sec20}</w:t>
       </w:r>
       <w:r>
         <w:br/>
@@ -2268,9 +2676,9 @@
         <w:t xml:space="preserve">"ci"</w:t>
       </w:r>
     </w:p>
-    <w:bookmarkEnd w:id="20"/>
     <w:bookmarkEnd w:id="21"/>
-    <w:bookmarkStart w:id="22" w:name="sec20"/>
+    <w:bookmarkEnd w:id="22"/>
+    <w:bookmarkStart w:id="23" w:name="sec21"/>
     <w:p>
       <w:pPr>
         <w:pStyle w:val="Heading2"/>
@@ -2287,7 +2695,7 @@
         <w:rPr>
           <w:rStyle w:val="CommentTok"/>
         </w:rPr>
-        <w:t xml:space="preserve"># scripts/setup-oneview.ps1 {#sec21}</w:t>
+        <w:t xml:space="preserve"># scripts/setup-oneview.ps1 {#sec22}</w:t>
       </w:r>
       <w:r>
         <w:br/>
@@ -2362,7 +2770,7 @@
         <w:rPr>
           <w:rStyle w:val="CommentTok"/>
         </w:rPr>
-        <w:t xml:space="preserve"># Import the Automation module {#sec22}</w:t>
+        <w:t xml:space="preserve"># Import the Automation module {#sec23}</w:t>
       </w:r>
       <w:r>
         <w:br/>
@@ -2449,7 +2857,7 @@
         <w:rPr>
           <w:rStyle w:val="CommentTok"/>
         </w:rPr>
-        <w:t xml:space="preserve"># Verify HPE OneView module is available {#sec23}</w:t>
+        <w:t xml:space="preserve"># Verify HPE OneView module is available {#sec24}</w:t>
       </w:r>
       <w:r>
         <w:br/>
@@ -2902,7 +3310,7 @@
         <w:rPr>
           <w:rStyle w:val="CommentTok"/>
         </w:rPr>
-        <w:t xml:space="preserve"># Test credentials are available {#sec24}</w:t>
+        <w:t xml:space="preserve"># Test credentials are available {#sec25}</w:t>
       </w:r>
       <w:r>
         <w:br/>
@@ -3241,8 +3649,8 @@
         <w:t xml:space="preserve">}</w:t>
       </w:r>
     </w:p>
-    <w:bookmarkEnd w:id="22"/>
     <w:bookmarkEnd w:id="23"/>
+    <w:bookmarkEnd w:id="24"/>
     <w:sectPr>
       <w:pgSz w:w="16838" w:h="11906" w:orient="landscape"/>
       <w:footnotePr>
